--- a/resources/document-templates/startup-tech-assessment-tmrl-template.docx
+++ b/resources/document-templates/startup-tech-assessment-tmrl-template.docx
@@ -3034,6 +3034,23 @@
     </w:p>
     <w:p>
       <w:pPr>
+        <w:spacing w:before="51"/>
+        <w:rPr>
+          <w:sz w:val="20"/>
+          <w:szCs w:val="20"/>
+        </w:rPr>
+      </w:pPr>
+    </w:p>
+    <w:p>
+      <w:pPr>
+        <w:spacing w:after="0"/>
+      </w:pPr>
+      <w:r>
+        <w:t>${sig_slot_1}</w:t>
+      </w:r>
+    </w:p>
+    <w:p>
+      <w:pPr>
         <w:rPr>
           <w:sz w:val="24"/>
           <w:szCs w:val="24"/>
@@ -3044,7 +3061,7 @@
           <w:sz w:val="24"/>
           <w:szCs w:val="24"/>
         </w:rPr>
-        <w:t>Evaluated by:</w:t>
+        <w:t xml:space="preserve">${evaluated_by_label}</w:t>
       </w:r>
     </w:p>
     <w:p>
@@ -3105,19 +3122,36 @@
     </w:p>
     <w:p>
       <w:pPr>
-        <w:spacing w:before="41" w:line="552" w:lineRule="auto"/>
-        <w:ind w:right="4022"/>
+        <w:spacing w:before="51"/>
         <w:rPr>
-          <w:sz w:val="24"/>
-          <w:szCs w:val="24"/>
+          <w:sz w:val="20"/>
+          <w:szCs w:val="20"/>
         </w:rPr>
       </w:pPr>
+    </w:p>
+    <w:p>
+      <w:pPr>
+        <w:spacing w:before="51"/>
+        <w:rPr>
+          <w:sz w:val="20"/>
+          <w:szCs w:val="20"/>
+        </w:rPr>
+      </w:pPr>
+    </w:p>
+    <w:p>
+      <w:pPr>
+        <w:spacing w:after="0"/>
+      </w:pPr>
       <w:r>
-        <w:rPr>
-          <w:sz w:val="24"/>
-          <w:szCs w:val="24"/>
-        </w:rPr>
-        <w:t>${evaluated_by_position_2}</w:t>
+        <w:t>${/sig_slot_1}</w:t>
+      </w:r>
+    </w:p>
+    <w:p>
+      <w:pPr>
+        <w:spacing w:after="0"/>
+      </w:pPr>
+      <w:r>
+        <w:t>${sig_slot_2}</w:t>
       </w:r>
     </w:p>
     <w:p>
@@ -3134,7 +3168,7 @@
           <w:sz w:val="24"/>
           <w:szCs w:val="24"/>
         </w:rPr>
-        <w:t>Reviewed by:</w:t>
+        <w:t xml:space="preserve">${reviewed_by_label}</w:t>
       </w:r>
     </w:p>
     <w:p>
@@ -3219,6 +3253,14 @@
     </w:p>
     <w:p>
       <w:pPr>
+        <w:spacing w:after="0"/>
+      </w:pPr>
+      <w:r>
+        <w:t>${/sig_slot_2}</w:t>
+      </w:r>
+    </w:p>
+    <w:p>
+      <w:pPr>
         <w:ind w:left="5760"/>
         <w:rPr>
           <w:sz w:val="24"/>
@@ -3230,7 +3272,7 @@
           <w:sz w:val="24"/>
           <w:szCs w:val="24"/>
         </w:rPr>
-        <w:t>Noted by:</w:t>
+        <w:t xml:space="preserve">${noted_by_label}</w:t>
       </w:r>
     </w:p>
     <w:p>
@@ -3289,23 +3331,6 @@
           <w:szCs w:val="24"/>
         </w:rPr>
         <w:t>${noted_by_position_1}</w:t>
-      </w:r>
-    </w:p>
-    <w:p>
-      <w:pPr>
-        <w:spacing w:before="40"/>
-        <w:ind w:left="5760"/>
-        <w:rPr>
-          <w:sz w:val="24"/>
-          <w:szCs w:val="24"/>
-        </w:rPr>
-      </w:pPr>
-      <w:r>
-        <w:rPr>
-          <w:sz w:val="24"/>
-          <w:szCs w:val="24"/>
-        </w:rPr>
-        <w:t>${noted_by_position_2}</w:t>
       </w:r>
     </w:p>
     <w:sectPr>

--- a/resources/document-templates/startup-tech-assessment-tmrl-template.docx
+++ b/resources/document-templates/startup-tech-assessment-tmrl-template.docx
@@ -3261,7 +3261,7 @@
     </w:p>
     <w:p>
       <w:pPr>
-        <w:ind w:left="5760"/>
+        <w:ind w:left="3270"/>
         <w:rPr>
           <w:sz w:val="24"/>
           <w:szCs w:val="24"/>
@@ -3287,7 +3287,7 @@
     <w:p>
       <w:pPr>
         <w:pStyle w:val="Heading1"/>
-        <w:ind w:left="5760"/>
+        <w:ind w:left="3270"/>
         <w:rPr>
           <w:rFonts w:ascii="Times New Roman" w:eastAsia="Times New Roman" w:hAnsi="Times New Roman" w:cs="Times New Roman"/>
         </w:rPr>
@@ -3319,7 +3319,7 @@
     <w:p>
       <w:pPr>
         <w:spacing w:before="41"/>
-        <w:ind w:left="5760"/>
+        <w:ind w:left="3270"/>
         <w:rPr>
           <w:sz w:val="24"/>
           <w:szCs w:val="24"/>

--- a/resources/document-templates/startup-tech-assessment-tmrl-template.docx
+++ b/resources/document-templates/startup-tech-assessment-tmrl-template.docx
@@ -3114,6 +3114,8 @@
       </w:pPr>
       <w:r>
         <w:rPr>
+          <w:i/>
+          <w:iCs/>
           <w:sz w:val="24"/>
           <w:szCs w:val="24"/>
         </w:rPr>
@@ -3212,6 +3214,8 @@
       </w:pPr>
       <w:r>
         <w:rPr>
+          <w:i/>
+          <w:iCs/>
           <w:sz w:val="24"/>
           <w:szCs w:val="24"/>
         </w:rPr>
@@ -3220,6 +3224,8 @@
       <w:proofErr w:type="spellStart"/>
       <w:r>
         <w:rPr>
+          <w:i/>
+          <w:iCs/>
           <w:sz w:val="24"/>
           <w:szCs w:val="24"/>
         </w:rPr>
@@ -3228,6 +3234,8 @@
       <w:proofErr w:type="spellEnd"/>
       <w:r>
         <w:rPr>
+          <w:i/>
+          <w:iCs/>
           <w:sz w:val="24"/>
           <w:szCs w:val="24"/>
         </w:rPr>
@@ -3327,6 +3335,8 @@
       </w:pPr>
       <w:r>
         <w:rPr>
+          <w:i/>
+          <w:iCs/>
           <w:sz w:val="24"/>
           <w:szCs w:val="24"/>
         </w:rPr>

--- a/resources/document-templates/startup-tech-assessment-tmrl-template.docx
+++ b/resources/document-templates/startup-tech-assessment-tmrl-template.docx
@@ -50,23 +50,7 @@
           <w:sz w:val="24"/>
           <w:szCs w:val="24"/>
         </w:rPr>
-        <w:t>Startup Name: ${</w:t>
-      </w:r>
-      <w:proofErr w:type="spellStart"/>
-      <w:r>
-        <w:rPr>
-          <w:sz w:val="24"/>
-          <w:szCs w:val="24"/>
-        </w:rPr>
-        <w:t>company_name</w:t>
-      </w:r>
-      <w:proofErr w:type="spellEnd"/>
-      <w:r>
-        <w:rPr>
-          <w:sz w:val="24"/>
-          <w:szCs w:val="24"/>
-        </w:rPr>
-        <w:t>}</w:t>
+        <w:t>Startup Name: ${company_name}</w:t>
       </w:r>
     </w:p>
     <w:p>
@@ -82,23 +66,7 @@
           <w:sz w:val="24"/>
           <w:szCs w:val="24"/>
         </w:rPr>
-        <w:t>Date: ${</w:t>
-      </w:r>
-      <w:proofErr w:type="spellStart"/>
-      <w:r>
-        <w:rPr>
-          <w:sz w:val="24"/>
-          <w:szCs w:val="24"/>
-        </w:rPr>
-        <w:t>assessment_date</w:t>
-      </w:r>
-      <w:proofErr w:type="spellEnd"/>
-      <w:r>
-        <w:rPr>
-          <w:sz w:val="24"/>
-          <w:szCs w:val="24"/>
-        </w:rPr>
-        <w:t>}</w:t>
+        <w:t>Date: ${assessment_date}</w:t>
       </w:r>
     </w:p>
     <w:p>
@@ -398,23 +366,13 @@
                 <w:szCs w:val="24"/>
               </w:rPr>
             </w:pPr>
-            <w:proofErr w:type="gramStart"/>
-            <w:r>
-              <w:rPr>
-                <w:color w:val="000000"/>
-                <w:sz w:val="24"/>
-                <w:szCs w:val="24"/>
-              </w:rPr>
-              <w:t>Typically</w:t>
-            </w:r>
-            <w:proofErr w:type="gramEnd"/>
-            <w:r>
-              <w:rPr>
-                <w:color w:val="000000"/>
-                <w:sz w:val="24"/>
-                <w:szCs w:val="24"/>
-              </w:rPr>
-              <w:t xml:space="preserve"> an individual lacking key skills in business, tech, or operations.</w:t>
+            <w:r>
+              <w:rPr>
+                <w:color w:val="000000"/>
+                <w:sz w:val="24"/>
+                <w:szCs w:val="24"/>
+              </w:rPr>
+              <w:t>Typically an individual lacking key skills in business, tech, or operations.</w:t>
             </w:r>
           </w:p>
         </w:tc>
@@ -2382,25 +2340,7 @@
                 <w:sz w:val="24"/>
                 <w:szCs w:val="24"/>
               </w:rPr>
-              <w:t>A 1–</w:t>
-            </w:r>
-            <w:proofErr w:type="gramStart"/>
-            <w:r>
-              <w:rPr>
-                <w:color w:val="000000"/>
-                <w:sz w:val="24"/>
-                <w:szCs w:val="24"/>
-              </w:rPr>
-              <w:t>2 year</w:t>
-            </w:r>
-            <w:proofErr w:type="gramEnd"/>
-            <w:r>
-              <w:rPr>
-                <w:color w:val="000000"/>
-                <w:sz w:val="24"/>
-                <w:szCs w:val="24"/>
-              </w:rPr>
-              <w:t xml:space="preserve"> recruitment and resource roadmap exists.</w:t>
+              <w:t>A 1–2 year recruitment and resource roadmap exists.</w:t>
             </w:r>
           </w:p>
         </w:tc>
@@ -3033,18 +2973,6 @@
       </w:pPr>
     </w:p>
     <w:p>
-      <w:pPr>
-        <w:spacing w:before="51"/>
-        <w:rPr>
-          <w:sz w:val="20"/>
-          <w:szCs w:val="20"/>
-        </w:rPr>
-      </w:pPr>
-    </w:p>
-    <w:p>
-      <w:pPr>
-        <w:spacing w:after="0"/>
-      </w:pPr>
       <w:r>
         <w:t>${sig_slot_1}</w:t>
       </w:r>
@@ -3061,7 +2989,7 @@
           <w:sz w:val="24"/>
           <w:szCs w:val="24"/>
         </w:rPr>
-        <w:t xml:space="preserve">${evaluated_by_label}</w:t>
+        <w:t>${evaluated_by_label}</w:t>
       </w:r>
     </w:p>
     <w:p>
@@ -3085,23 +3013,7 @@
           <w:rFonts w:ascii="Times New Roman" w:eastAsia="Times New Roman" w:hAnsi="Times New Roman" w:cs="Times New Roman"/>
           <w:u w:val="single"/>
         </w:rPr>
-        <w:t>${</w:t>
-      </w:r>
-      <w:proofErr w:type="spellStart"/>
-      <w:r>
-        <w:rPr>
-          <w:rFonts w:ascii="Times New Roman" w:eastAsia="Times New Roman" w:hAnsi="Times New Roman" w:cs="Times New Roman"/>
-          <w:u w:val="single"/>
-        </w:rPr>
-        <w:t>evaluated_by</w:t>
-      </w:r>
-      <w:proofErr w:type="spellEnd"/>
-      <w:r>
-        <w:rPr>
-          <w:rFonts w:ascii="Times New Roman" w:eastAsia="Times New Roman" w:hAnsi="Times New Roman" w:cs="Times New Roman"/>
-          <w:u w:val="single"/>
-        </w:rPr>
-        <w:t>}</w:t>
+        <w:t>${evaluated_by}</w:t>
       </w:r>
     </w:p>
     <w:p>
@@ -3141,17 +3053,11 @@
       </w:pPr>
     </w:p>
     <w:p>
-      <w:pPr>
-        <w:spacing w:after="0"/>
-      </w:pPr>
       <w:r>
         <w:t>${/sig_slot_1}</w:t>
       </w:r>
     </w:p>
     <w:p>
-      <w:pPr>
-        <w:spacing w:after="0"/>
-      </w:pPr>
       <w:r>
         <w:t>${sig_slot_2}</w:t>
       </w:r>
@@ -3170,7 +3076,7 @@
           <w:sz w:val="24"/>
           <w:szCs w:val="24"/>
         </w:rPr>
-        <w:t xml:space="preserve">${reviewed_by_label}</w:t>
+        <w:t>${reviewed_by_label}</w:t>
       </w:r>
     </w:p>
     <w:p>
@@ -3185,23 +3091,7 @@
           <w:rFonts w:ascii="Times New Roman" w:eastAsia="Times New Roman" w:hAnsi="Times New Roman" w:cs="Times New Roman"/>
           <w:u w:val="single"/>
         </w:rPr>
-        <w:t>${</w:t>
-      </w:r>
-      <w:proofErr w:type="spellStart"/>
-      <w:r>
-        <w:rPr>
-          <w:rFonts w:ascii="Times New Roman" w:eastAsia="Times New Roman" w:hAnsi="Times New Roman" w:cs="Times New Roman"/>
-          <w:u w:val="single"/>
-        </w:rPr>
-        <w:t>reviewed_by</w:t>
-      </w:r>
-      <w:proofErr w:type="spellEnd"/>
-      <w:r>
-        <w:rPr>
-          <w:rFonts w:ascii="Times New Roman" w:eastAsia="Times New Roman" w:hAnsi="Times New Roman" w:cs="Times New Roman"/>
-          <w:u w:val="single"/>
-        </w:rPr>
-        <w:t>}</w:t>
+        <w:t>${reviewed_by}</w:t>
       </w:r>
     </w:p>
     <w:p>
@@ -3219,27 +3109,7 @@
           <w:sz w:val="24"/>
           <w:szCs w:val="24"/>
         </w:rPr>
-        <w:t>${</w:t>
-      </w:r>
-      <w:proofErr w:type="spellStart"/>
-      <w:r>
-        <w:rPr>
-          <w:i/>
-          <w:iCs/>
-          <w:sz w:val="24"/>
-          <w:szCs w:val="24"/>
-        </w:rPr>
-        <w:t>reviewed_by_position</w:t>
-      </w:r>
-      <w:proofErr w:type="spellEnd"/>
-      <w:r>
-        <w:rPr>
-          <w:i/>
-          <w:iCs/>
-          <w:sz w:val="24"/>
-          <w:szCs w:val="24"/>
-        </w:rPr>
-        <w:t>}</w:t>
+        <w:t>${reviewed_by_position}</w:t>
       </w:r>
     </w:p>
     <w:p>
@@ -3260,9 +3130,6 @@
       </w:pPr>
     </w:p>
     <w:p>
-      <w:pPr>
-        <w:spacing w:after="0"/>
-      </w:pPr>
       <w:r>
         <w:t>${/sig_slot_2}</w:t>
       </w:r>
@@ -3280,7 +3147,7 @@
           <w:sz w:val="24"/>
           <w:szCs w:val="24"/>
         </w:rPr>
-        <w:t xml:space="preserve">${noted_by_label}</w:t>
+        <w:t>${noted_by_label}</w:t>
       </w:r>
     </w:p>
     <w:p>
@@ -3305,23 +3172,7 @@
           <w:rFonts w:ascii="Times New Roman" w:eastAsia="Times New Roman" w:hAnsi="Times New Roman" w:cs="Times New Roman"/>
           <w:u w:val="single"/>
         </w:rPr>
-        <w:t>${</w:t>
-      </w:r>
-      <w:proofErr w:type="spellStart"/>
-      <w:r>
-        <w:rPr>
-          <w:rFonts w:ascii="Times New Roman" w:eastAsia="Times New Roman" w:hAnsi="Times New Roman" w:cs="Times New Roman"/>
-          <w:u w:val="single"/>
-        </w:rPr>
-        <w:t>noted_by</w:t>
-      </w:r>
-      <w:proofErr w:type="spellEnd"/>
-      <w:r>
-        <w:rPr>
-          <w:rFonts w:ascii="Times New Roman" w:eastAsia="Times New Roman" w:hAnsi="Times New Roman" w:cs="Times New Roman"/>
-          <w:u w:val="single"/>
-        </w:rPr>
-        <w:t>}</w:t>
+        <w:t>${noted_by}</w:t>
       </w:r>
     </w:p>
     <w:p>
@@ -3407,27 +3258,7 @@
         <w:sz w:val="16"/>
         <w:szCs w:val="16"/>
       </w:rPr>
-      <w:t xml:space="preserve">PUP A. Mabini Campus, </w:t>
-    </w:r>
-    <w:proofErr w:type="spellStart"/>
-    <w:r>
-      <w:rPr>
-        <w:rFonts w:ascii="Arial" w:eastAsia="Arial" w:hAnsi="Arial" w:cs="Arial"/>
-        <w:color w:val="000000"/>
-        <w:sz w:val="16"/>
-        <w:szCs w:val="16"/>
-      </w:rPr>
-      <w:t>Anonas</w:t>
-    </w:r>
-    <w:proofErr w:type="spellEnd"/>
-    <w:r>
-      <w:rPr>
-        <w:rFonts w:ascii="Arial" w:eastAsia="Arial" w:hAnsi="Arial" w:cs="Arial"/>
-        <w:color w:val="000000"/>
-        <w:sz w:val="16"/>
-        <w:szCs w:val="16"/>
-      </w:rPr>
-      <w:t xml:space="preserve"> Street, Sta. Mesa, Manila 1016</w:t>
+      <w:t>PUP A. Mabini Campus, Anonas Street, Sta. Mesa, Manila 1016</w:t>
     </w:r>
     <w:r>
       <w:rPr>
@@ -3898,7 +3729,7 @@
             </wp:anchor>
           </w:drawing>
         </mc:Choice>
-        <mc:Fallback xmlns:sl="http://schemas.openxmlformats.org/schemaLibrary/2006/main" xmlns:a="http://schemas.openxmlformats.org/drawingml/2006/main" xmlns:pic="http://schemas.openxmlformats.org/drawingml/2006/picture" xmlns:c="http://schemas.openxmlformats.org/drawingml/2006/chart" xmlns:lc="http://schemas.openxmlformats.org/drawingml/2006/lockedCanvas" xmlns:dgm="http://schemas.openxmlformats.org/drawingml/2006/diagram" xmlns="http://schemas.microsoft.com/office/tasks/2019/documenttasks" xmlns:cr="http://schemas.microsoft.com/office/comments/2020/reactions">
+        <mc:Fallback xmlns:cr="http://schemas.microsoft.com/office/comments/2020/reactions" xmlns="http://schemas.microsoft.com/office/tasks/2019/documenttasks" xmlns:dgm="http://schemas.openxmlformats.org/drawingml/2006/diagram" xmlns:lc="http://schemas.openxmlformats.org/drawingml/2006/lockedCanvas" xmlns:c="http://schemas.openxmlformats.org/drawingml/2006/chart" xmlns:pic="http://schemas.openxmlformats.org/drawingml/2006/picture" xmlns:a="http://schemas.openxmlformats.org/drawingml/2006/main" xmlns:sl="http://schemas.openxmlformats.org/schemaLibrary/2006/main">
           <w:drawing>
             <wp:anchor allowOverlap="1" behindDoc="1" distB="0" distT="0" distL="0" distR="0" hidden="0" layoutInCell="1" locked="0" relativeHeight="0" simplePos="0">
               <wp:simplePos x="0" y="0"/>

--- a/resources/document-templates/startup-tech-assessment-tmrl-template.docx
+++ b/resources/document-templates/startup-tech-assessment-tmrl-template.docx
@@ -883,7 +883,6 @@
               <w:sdtContent>
                 <w:r>
                   <w:rPr>
-                    <w:rFonts w:ascii="Gungsuh" w:eastAsia="Gungsuh" w:hAnsi="Gungsuh" w:cs="Gungsuh"/>
                     <w:color w:val="000000"/>
                     <w:sz w:val="24"/>
                     <w:szCs w:val="24"/>
@@ -2979,6 +2978,7 @@
     </w:p>
     <w:p>
       <w:pPr>
+        <w:keepNext/>
         <w:rPr>
           <w:sz w:val="24"/>
           <w:szCs w:val="24"/>
@@ -2994,6 +2994,7 @@
     </w:p>
     <w:p>
       <w:pPr>
+        <w:keepNext/>
         <w:spacing w:before="84"/>
         <w:rPr>
           <w:sz w:val="24"/>
@@ -3004,6 +3005,7 @@
     <w:p>
       <w:pPr>
         <w:pStyle w:val="Heading1"/>
+        <w:keepNext/>
         <w:rPr>
           <w:rFonts w:ascii="Times New Roman" w:eastAsia="Times New Roman" w:hAnsi="Times New Roman" w:cs="Times New Roman"/>
         </w:rPr>
@@ -3064,6 +3066,7 @@
     </w:p>
     <w:p>
       <w:pPr>
+        <w:keepNext/>
         <w:spacing w:before="450" w:line="552" w:lineRule="auto"/>
         <w:ind w:right="4022"/>
         <w:rPr>
@@ -3082,6 +3085,7 @@
     <w:p>
       <w:pPr>
         <w:pStyle w:val="Heading1"/>
+        <w:keepNext/>
         <w:rPr>
           <w:rFonts w:ascii="Times New Roman" w:eastAsia="Times New Roman" w:hAnsi="Times New Roman" w:cs="Times New Roman"/>
         </w:rPr>
@@ -3136,6 +3140,7 @@
     </w:p>
     <w:p>
       <w:pPr>
+        <w:keepNext/>
         <w:ind w:left="3270"/>
         <w:rPr>
           <w:sz w:val="24"/>
@@ -3152,6 +3157,7 @@
     </w:p>
     <w:p>
       <w:pPr>
+        <w:keepNext/>
         <w:spacing w:before="84"/>
         <w:rPr>
           <w:sz w:val="24"/>
@@ -3162,6 +3168,7 @@
     <w:p>
       <w:pPr>
         <w:pStyle w:val="Heading1"/>
+        <w:keepNext/>
         <w:ind w:left="3270"/>
         <w:rPr>
           <w:rFonts w:ascii="Times New Roman" w:eastAsia="Times New Roman" w:hAnsi="Times New Roman" w:cs="Times New Roman"/>
